--- a/word/12-Podcast-Episodios.docx
+++ b/word/12-Podcast-Episodios.docx
@@ -205,7 +205,7 @@
         <w:pStyle w:val="BlockText"/>
       </w:pPr>
       <w:r>
-        <w:t xml:space="preserve">O jogo virou maior do que eu imaginava. Hoje tem 23 enigmas, 9 Casas Reais, motor de áudio com instrumentos africanos sintetizados, está em sankofa-eosin.vercel.app. Mas faltava som. Faltava palavra puxada conversa puxada com gente que pensa essas coisas. Faltava um lugar onde a história não fosse texto, fosse voz.”</w:t>
+        <w:t xml:space="preserve">O jogo virou maior do que eu imaginava. Hoje tem 23 enigmas, 9 Casas Reais, motor de áudio com instrumentos africanos sintetizados, está em www.sankofahga.com. Mas faltava som. Faltava palavra puxada conversa puxada com gente que pensa essas coisas. Faltava um lugar onde a história não fosse texto, fosse voz.”</w:t>
       </w:r>
     </w:p>
     <w:p>
@@ -1206,7 +1206,7 @@
         <w:pStyle w:val="BlockText"/>
       </w:pPr>
       <w:r>
-        <w:t xml:space="preserve">O código secreto desse episódio é: VALERIFT70 — sete zero. Cole no jogo Sankofa em sankofa-eosin.vercel.app. Você ganha 30 cauris.</w:t>
+        <w:t xml:space="preserve">O código secreto desse episódio é: VALERIFT70 — sete zero. Cole no jogo Sankofa em www.sankofahga.com. Você ganha 30 cauris.</w:t>
       </w:r>
     </w:p>
     <w:p>
@@ -1250,7 +1250,7 @@
         <w:pStyle w:val="BlockText"/>
       </w:pPr>
       <w:r>
-        <w:t xml:space="preserve">Se quer apoiar — apoia.se/sankofa. Se quer reclamar — nhadafilipe@gmail.com. Tudo aqui é direto comigo. Por enquanto.”</w:t>
+        <w:t xml:space="preserve">Se quer apoiar — apoia.se/sankofa. Se quer reclamar — flifnhada@hotmail.com. Tudo aqui é direto comigo. Por enquanto.”</w:t>
       </w:r>
     </w:p>
     <w:p>

--- a/word/12-Podcast-Episodios.docx
+++ b/word/12-Podcast-Episodios.docx
@@ -205,7 +205,7 @@
         <w:pStyle w:val="BlockText"/>
       </w:pPr>
       <w:r>
-        <w:t xml:space="preserve">O jogo virou maior do que eu imaginava. Hoje tem 23 enigmas, 9 Casas Reais, motor de áudio com instrumentos africanos sintetizados, está em www.sankofahga.com. Mas faltava som. Faltava palavra puxada conversa puxada com gente que pensa essas coisas. Faltava um lugar onde a história não fosse texto, fosse voz.”</w:t>
+        <w:t xml:space="preserve">O jogo virou maior do que eu imaginava. Hoje tem 71 enigmas, 9 Casas Reais, motor de áudio com instrumentos africanos sintetizados, está em www.sankofahga.com. Mas faltava som. Faltava palavra puxada conversa puxada com gente que pensa essas coisas. Faltava um lugar onde a história não fosse texto, fosse voz.”</w:t>
       </w:r>
     </w:p>
     <w:p>
